--- a/Integrated_Banking_AI_Assignment_Overview.docx
+++ b/Integrated_Banking_AI_Assignment_Overview.docx
@@ -12,10 +12,21 @@
     </w:p>
     <w:p>
       <w:r>
-        <w:t>A</w:t>
+        <w:t xml:space="preserve">Input data link : </w:t>
       </w:r>
+      <w:hyperlink r:id="rId8" w:history="1">
+        <w:r>
+          <w:rPr>
+            <w:rStyle w:val="Hyperlink"/>
+          </w:rPr>
+          <w:t>https://drive.google.com/file/d/1xz2ETWjih5cjC_EcP9sCP2uv-u5wFlEl/view?usp=drive_link</w:t>
+        </w:r>
+      </w:hyperlink>
+    </w:p>
+    <w:p/>
+    <w:p>
       <w:r>
-        <w:t>ssignment covering machine learning CNNs GenAI RAG Streamlit and validation</w:t>
+        <w:t>Assignment covering machine learning CNNs GenAI RAG Streamlit and validation</w:t>
       </w:r>
     </w:p>
     <w:p>
@@ -27,7 +38,6 @@
       </w:r>
     </w:p>
     <w:p>
-      <w:pPr/>
       <w:r>
         <w:t>Build one banking support application that understands a customer complaint, identifies an optional supporting document image, finds the relevant bank policy and prepares a reply for a staff member to review. All components belong to one integrated project.</w:t>
       </w:r>
@@ -41,7 +51,6 @@
       </w:r>
     </w:p>
     <w:p>
-      <w:pPr/>
       <w:r>
         <w:t>At the fictional Lotus Demo Bank, staff manually sort uploaded documents, read customer complaints, search policy manuals and draft replies. Your team must connect these tasks in one Streamlit assistant that displays predictions, policy evidence, missing information and review status.</w:t>
       </w:r>
@@ -55,31 +64,26 @@
       </w:r>
     </w:p>
     <w:p>
-      <w:pPr/>
       <w:r>
         <w:t>1. CNN identifies the image as a cheque, identity document or bank statement and flags uncertain predictions for review.</w:t>
       </w:r>
     </w:p>
     <w:p>
-      <w:pPr/>
       <w:r>
         <w:t>2. GenAI identifies the complaint category and sentiment and produces a short summary.</w:t>
       </w:r>
     </w:p>
     <w:p>
-      <w:pPr/>
       <w:r>
         <w:t>3. RAG searches the supplied policy PDFs using embeddings and FAISS to retrieve relevant passages.</w:t>
       </w:r>
     </w:p>
     <w:p>
-      <w:pPr/>
       <w:r>
         <w:t>4. The LLM uses those passages to draft a supported response with document and page citations. If facts or policy information are missing, it asks for clarification or states the limitation.</w:t>
       </w:r>
     </w:p>
     <w:p>
-      <w:pPr/>
       <w:r>
         <w:t>5. Streamlit displays the image prediction, complaint analysis, suggested support route, reply and retrieved evidence together for human review.</w:t>
       </w:r>
@@ -93,7 +97,6 @@
       </w:r>
     </w:p>
     <w:p>
-      <w:pPr/>
       <w:r>
         <w:t>Train a logistic regression image classifier as a baseline and compare it with the CNN. Validate image predictions, sentiment and complaint categories, policy retrieval, answer correctness, faithfulness, citations and input handling. Compare replies with and without RAG.</w:t>
       </w:r>
@@ -107,14 +110,13 @@
       </w:r>
     </w:p>
     <w:p>
-      <w:pPr/>
       <w:r>
         <w:t>A customer uploads a cheque and reports an uncredited deposit. The assistant identifies the document and complaint, checks whether acceptance and elapsed business days are known, retrieves the cheque policy and drafts the documented next action. It does not assume every delayed cheque qualifies for credit.</w:t>
       </w:r>
     </w:p>
     <w:p>
-      <w:pPr/>
       <w:r>
+        <w:lastRenderedPageBreak/>
         <w:t>Submit one working Streamlit application, one notebook, saved model assets, evaluation results and test evidence. Replies must show Draft for human review. This prototype does not extract cheque amounts, verify authenticity, process refunds or execute banking transactions. All data and policies are fictional.</w:t>
       </w:r>
     </w:p>
@@ -2636,7 +2638,7 @@
       </w:r>
     </w:p>
     <w:sectPr>
-      <w:footerReference w:type="default" r:id="rId8"/>
+      <w:footerReference w:type="default" r:id="rId9"/>
       <w:pgSz w:w="12240" w:h="15840"/>
       <w:pgMar w:top="864" w:right="1008" w:bottom="864" w:left="1008" w:header="720" w:footer="720" w:gutter="0"/>
       <w:cols w:space="720"/>
@@ -14303,6 +14305,29 @@
       </w:tcPr>
     </w:tblStylePr>
   </w:style>
+  <w:style w:type="character" w:styleId="Hyperlink">
+    <w:name w:val="Hyperlink"/>
+    <w:basedOn w:val="DefaultParagraphFont"/>
+    <w:uiPriority w:val="99"/>
+    <w:unhideWhenUsed/>
+    <w:rsid w:val="00901B6D"/>
+    <w:rPr>
+      <w:color w:val="0000FF" w:themeColor="hyperlink"/>
+      <w:u w:val="single"/>
+    </w:rPr>
+  </w:style>
+  <w:style w:type="character" w:styleId="UnresolvedMention">
+    <w:name w:val="Unresolved Mention"/>
+    <w:basedOn w:val="DefaultParagraphFont"/>
+    <w:uiPriority w:val="99"/>
+    <w:semiHidden/>
+    <w:unhideWhenUsed/>
+    <w:rsid w:val="00901B6D"/>
+    <w:rPr>
+      <w:color w:val="605E5C"/>
+      <w:shd w:val="clear" w:color="auto" w:fill="E1DFDD"/>
+    </w:rPr>
+  </w:style>
 </w:styles>
 </file>
 
